--- a/content/member-assets/power-washing-driveway-sprint/power-washing-outreach-scripts.docx
+++ b/content/member-assets/power-washing-driveway-sprint/power-washing-outreach-scripts.docx
@@ -759,7 +759,7 @@
               <w:pStyle w:val="TableCell"/>
             </w:pPr>
             <w:r>
-              <w:t xml:space="preserve">Best prospects — Homeowners with visibly dirty but simple concrete driveways, paths, patios, or bin areas.</w:t>
+              <w:t xml:space="preserve">Best prospects - Homeowners with visibly dirty but simple concrete driveways, paths, patios, or bin areas.</w:t>
             </w:r>
           </w:p>
         </w:tc>
@@ -801,7 +801,7 @@
               <w:pStyle w:val="TableCell"/>
             </w:pPr>
             <w:r>
-              <w:t xml:space="preserve">Neighbour note — Hi [Name], I just cleaned [nearby sample / my driveway / a neighbour's path] and noticed…</w:t>
+              <w:t xml:space="preserve">Neighbour note - Hi [Name], I just cleaned [nearby sample / my driveway / a neighbour's path] and noticed…</w:t>
             </w:r>
           </w:p>
         </w:tc>
@@ -845,7 +845,7 @@
               <w:pStyle w:val="TableCell"/>
             </w:pPr>
             <w:r>
-              <w:t xml:space="preserve">Door-hanger style copy — Your driveway/path has an easy clean-up opportunity.</w:t>
+              <w:t xml:space="preserve">Door-hanger style copy - Your driveway/path has an easy clean-up opportunity.</w:t>
             </w:r>
           </w:p>
         </w:tc>
@@ -887,7 +887,7 @@
               <w:pStyle w:val="TableCell"/>
             </w:pPr>
             <w:r>
-              <w:t xml:space="preserve">DM script — Hey [Name], quick local note. I noticed the [driveway/path/shop entry] at [property] could…</w:t>
+              <w:t xml:space="preserve">DM script - Hey [Name], quick local note. I noticed the [driveway/path/shop entry] at [property] could…</w:t>
             </w:r>
           </w:p>
         </w:tc>
@@ -931,7 +931,7 @@
               <w:pStyle w:val="TableCell"/>
             </w:pPr>
             <w:r>
-              <w:t xml:space="preserve">Property manager email — Subject: quick clean-up for paths, bin pads, and entries</w:t>
+              <w:t xml:space="preserve">Property manager email - Subject: quick clean-up for paths, bin pads, and entries</w:t>
             </w:r>
           </w:p>
         </w:tc>
@@ -973,7 +973,7 @@
               <w:pStyle w:val="TableCell"/>
             </w:pPr>
             <w:r>
-              <w:t xml:space="preserve">Small shop email — Subject: front entry clean-up idea</w:t>
+              <w:t xml:space="preserve">Small shop email - Subject: front entry clean-up idea</w:t>
             </w:r>
           </w:p>
         </w:tc>
@@ -1017,7 +1017,7 @@
               <w:pStyle w:val="TableCell"/>
             </w:pPr>
             <w:r>
-              <w:t xml:space="preserve">Call script — Hi [Name], I am local and do small power washing jobs for driveways, paths, bin pads, and…</w:t>
+              <w:t xml:space="preserve">Call script - Hi [Name], I am local and do small power washing jobs for driveways, paths, bin pads, and…</w:t>
             </w:r>
           </w:p>
         </w:tc>
@@ -1059,7 +1059,7 @@
               <w:pStyle w:val="TableCell"/>
             </w:pPr>
             <w:r>
-              <w:t xml:space="preserve">Follow-up sequence — Day 2: send the before/after sample again and ask whether they want a photo-based range.</w:t>
+              <w:t xml:space="preserve">Follow-up sequence - Day 2: send the before/after sample again and ask whether they want a photo-based range.</w:t>
             </w:r>
           </w:p>
         </w:tc>
@@ -1103,7 +1103,7 @@
               <w:pStyle w:val="TableCell"/>
             </w:pPr>
             <w:r>
-              <w:t xml:space="preserve">Objection handling — I can do it myself: true. The value is saving setup time, getting a cleaner result, and…</w:t>
+              <w:t xml:space="preserve">Objection handling - I can do it myself: true. The value is saving setup time, getting a cleaner result, and…</w:t>
             </w:r>
           </w:p>
         </w:tc>
@@ -1145,7 +1145,7 @@
               <w:pStyle w:val="TableCell"/>
             </w:pPr>
             <w:r>
-              <w:t xml:space="preserve">Close and booking copy — Great. Please send the address, 3-5 photos, surface type if known, water access location…</w:t>
+              <w:t xml:space="preserve">Close and booking copy - Great. Please send the address, 3-5 photos, surface type if known, water access location…</w:t>
             </w:r>
           </w:p>
         </w:tc>
@@ -1189,7 +1189,7 @@
               <w:pStyle w:val="TableCell"/>
             </w:pPr>
             <w:r>
-              <w:t xml:space="preserve">Sample prospect example — Prospect: homeowner with a visibly dirty driveway beside two cleaner neighbouring…</w:t>
+              <w:t xml:space="preserve">Sample prospect example - Prospect: homeowner with a visibly dirty driveway beside two cleaner neighbouring…</w:t>
             </w:r>
           </w:p>
         </w:tc>
@@ -1231,7 +1231,7 @@
               <w:pStyle w:val="TableCell"/>
             </w:pPr>
             <w:r>
-              <w:t xml:space="preserve">Offer boundaries — Sell one simple visible surface first: driveway, front path, patio, bin pad, or shopfront…</w:t>
+              <w:t xml:space="preserve">Offer boundaries - Sell one simple visible surface first: driveway, front path, patio, bin pad, or shopfront…</w:t>
             </w:r>
           </w:p>
         </w:tc>
@@ -1275,7 +1275,7 @@
               <w:pStyle w:val="TableCell"/>
             </w:pPr>
             <w:r>
-              <w:t xml:space="preserve">Delivery standards (shared) — This asset is for homeowners, landlords, property managers, and small commercial sites…</w:t>
+              <w:t xml:space="preserve">Delivery standards (shared) - This asset is for homeowners, landlords, property managers, and small commercial sites…</w:t>
             </w:r>
           </w:p>
         </w:tc>
@@ -2142,7 +2142,7 @@
     <w:lvl w:ilvl="0">
       <w:start w:val="1"/>
       <w:numFmt w:val="bullet"/>
-      <w:lvlText w:val="–"/>
+      <w:lvlText w:val="-"/>
       <w:pPr>
         <w:ind w:left="540" w:hanging="220"/>
       </w:pPr>
